--- a/papers/_sources/rope_optics.docx
+++ b/papers/_sources/rope_optics.docx
@@ -61,23 +61,6 @@
           <w:szCs w:val="20"/>
         </w:rPr>
         <w:t xml:space="preserve">Global Networking Practice, NTT DATA, Charlotte, NC  ·  palmer100@gmail.com</w:t>
-      </w:r>
-    </w:p>
-    <w:p>
-      <w:pPr>
-        <w:spacing w:after="120" w:before="0" w:line="276"/>
-        <w:jc w:val="center"/>
-      </w:pPr>
-      <w:r>
-        <w:rPr>
-          <w:rFonts w:ascii="Times New Roman" w:cs="Times New Roman" w:eastAsia="Times New Roman" w:hAnsi="Times New Roman"/>
-          <w:i/>
-          <w:iCs/>
-          <w:color w:val="666666"/>
-          <w:sz w:val="18"/>
-          <w:szCs w:val="18"/>
-        </w:rPr>
-        <w:t xml:space="preserve">Programme credit: the core Rope Hypothesis is due to Bill Gaede; this work develops and formalises it.</w:t>
       </w:r>
     </w:p>
     <w:p>
@@ -1721,23 +1704,6 @@
       </w:r>
     </w:p>
     <w:p>
-      <w:pPr>
-        <w:spacing w:after="160" w:before="0" w:line="276"/>
-        <w:jc w:val="both"/>
-      </w:pPr>
-      <w:r>
-        <w:rPr>
-          <w:rFonts w:ascii="Times New Roman" w:cs="Times New Roman" w:eastAsia="Times New Roman" w:hAnsi="Times New Roman"/>
-          <w:i/>
-          <w:iCs/>
-          <w:color w:val="666666"/>
-          <w:sz w:val="20"/>
-          <w:szCs w:val="20"/>
-        </w:rPr>
-        <w:t xml:space="preserve">Programme credit: the core Rope Hypothesis is due to Bill Gaede. Computational collaboration and drafting by Claude (Anthropic). Correspondence to palmer100@gmail.com.</w:t>
-      </w:r>
-    </w:p>
-    <w:p>
       <w:r>
         <w:rPr>
           <w:b/>
@@ -1772,6 +1738,7 @@
         <w:t>Non-dispersive Maxwell propagation  [benchmark: benchmarks/optics/optics_checks.py]</w:t>
       </w:r>
     </w:p>
+    <w:p/>
     <w:p>
       <w:r>
         <w:rPr>
@@ -1781,6 +1748,12 @@
       </w:r>
       <w:r>
         <w:t>Birefringence structure  [benchmark: benchmarks/optics/optics_checks.py]</w:t>
+      </w:r>
+    </w:p>
+    <w:p/>
+    <w:p>
+      <w:r>
+        <w:t>Programme credit: the core Rope Hypothesis is due to Bill Gaede; this work develops and formalises it. Computational collaboration and drafting by Claude (Anthropic). Correspondence to palmer100@gmail.com.</w:t>
       </w:r>
     </w:p>
     <w:sectPr>

--- a/papers/_sources/rope_optics.docx
+++ b/papers/_sources/rope_optics.docx
@@ -45,7 +45,7 @@
           <w:sz w:val="22"/>
           <w:szCs w:val="22"/>
         </w:rPr>
-        <w:t xml:space="preserve">Mark Palmer  ·  with computational collaboration by Claude (Anthropic)</w:t>
+        <w:t xml:space="preserve">Mark Palmer · with computational collaboration by Claude (Anthropic)</w:t>
       </w:r>
     </w:p>
     <w:p>
@@ -60,7 +60,7 @@
           <w:sz w:val="20"/>
           <w:szCs w:val="20"/>
         </w:rPr>
-        <w:t xml:space="preserve">Global Networking Practice, NTT DATA, Charlotte, NC  ·  palmer100@gmail.com</w:t>
+        <w:t xml:space="preserve">Charlotte, NC · palmer100@gmail.com</w:t>
       </w:r>
     </w:p>
     <w:p>

--- a/papers/_sources/rope_optics.docx
+++ b/papers/_sources/rope_optics.docx
@@ -212,6 +212,19 @@
         </w:tc>
       </w:tr>
     </w:tbl>
+    <w:p>
+      <w:pPr>
+        <w:rPr>
+          <w:i/>
+        </w:rPr>
+      </w:pPr>
+      <w:r>
+        <w:rPr>
+          <w:i/>
+        </w:rPr>
+        <w:t xml:space="preserve">[CARRIER-IDENTITY NOTE (2026-08-05): this paper's classical results (the two-slit law, obstacle diffraction, non-dispersive propagation) are linear-order statements about the superposition of a real transverse wave and stand as written. The MICROSCOPIC identity of that transverse carrier — which mode of the registered two-strand mechanics it is — is an OPEN question per FND-REL-005 and the G/H/I/J carrier campaign, whose finding is that no registered two-strand mode is both transverse-structured and correctly dynamical (the carrier channel-map claim, EM-RECON-022). The classical optics here does not depend on that resolution; it is flagged so paper and registry stay in sync.]</w:t>
+      </w:r>
+    </w:p>
     <w:p>
       <w:pPr>
         <w:spacing w:after="80"/>

--- a/papers/_sources/rope_optics.docx
+++ b/papers/_sources/rope_optics.docx
@@ -15,7 +15,7 @@
           <w:sz w:val="38"/>
           <w:szCs w:val="38"/>
         </w:rPr>
-        <w:t xml:space="preserve">Optics in the Rope Framework</w:t>
+        <w:t xml:space="preserve">Optics in the Mesh Framework</w:t>
       </w:r>
     </w:p>
     <w:p>
@@ -88,6 +88,20 @@
           <w:szCs w:val="22"/>
         </w:rPr>
         <w:t xml:space="preserve"/>
+      </w:r>
+    </w:p>
+    <w:p>
+      <w:pPr>
+        <w:spacing w:after="160" w:before="0" w:line="276"/>
+        <w:jc w:val="both"/>
+      </w:pPr>
+      <w:r>
+        <w:rPr>
+          <w:rFonts w:ascii="Times New Roman" w:cs="Times New Roman" w:eastAsia="Times New Roman" w:hAnsi="Times New Roman"/>
+          <w:sz w:val="24"/>
+          <w:szCs w:val="24"/>
+        </w:rPr>
+        <w:t xml:space="preserve">Naming note (5 September 2026). This programme is now the Mesh Programme and the theory it develops the mesh framework; 'the rope framework' in earlier revisions reads 'the mesh framework'. 'Rope' remains the name of the two-strand wound object, and the Rope Hypothesis credited to Bill Gaede keeps its name. Identifiers (repository, rope_solver, file names, claim IDs) are unchanged.</w:t>
       </w:r>
     </w:p>
     <w:p>
@@ -118,7 +132,7 @@
           <w:sz w:val="24"/>
           <w:szCs w:val="24"/>
         </w:rPr>
-        <w:t xml:space="preserve">Optics is one of the rope model’s clearest classical successes, and this paper states both the success and its precise limit. Because light in the rope framework is a real transverse wave travelling along physical ropes, classical interference and diffraction arise as genuine MECHANICAL wave superposition: two contributions meet and add or cancel exactly as ripples do. The rope model reproduces the standard two-slit intensity law and the diffraction of light around an obstacle with no additional assumptions — this is the domain where the model is not merely adequate but vivid, because it supplies a literal physical wave where wave optics traditionally posits an abstract field. We then state the boundary plainly: this success is confined to the CLASSICAL, many-photon regime. The single-photon build-up of an interference pattern, one indivisible detection at a time, is NOT reproduced by the rope model, for the reason established elsewhere in the corpus — single-particle interference is the interference of a probability amplitude, which a mechanical wave does not supply. Classical wave optics: reproduced. Single-photon optics: the documented quantum boundary. This paper is careful to keep the two apart.</w:t>
+        <w:t xml:space="preserve">Optics is one of the rope model’s clearest classical successes, and this paper states both the success and its precise limit. Because light in the mesh framework is a real transverse wave travelling along physical ropes, classical interference and diffraction arise as genuine MECHANICAL wave superposition: two contributions meet and add or cancel exactly as ripples do. The rope model reproduces the standard two-slit intensity law and the diffraction of light around an obstacle with no additional assumptions — this is the domain where the model is not merely adequate but vivid, because it supplies a literal physical wave where wave optics traditionally posits an abstract field. We then state the boundary plainly: this success is confined to the CLASSICAL, many-photon regime. The single-photon build-up of an interference pattern, one indivisible detection at a time, is NOT reproduced by the rope model, for the reason established elsewhere in the corpus — single-particle interference is the interference of a probability amplitude, which a mechanical wave does not supply. Classical wave optics: reproduced. Single-photon optics: the documented quantum boundary. This paper is careful to keep the two apart.</w:t>
       </w:r>
     </w:p>
     <w:p>
@@ -292,7 +306,7 @@
           <w:sz w:val="24"/>
           <w:szCs w:val="24"/>
         </w:rPr>
-        <w:t xml:space="preserve">In the rope framework light is a transverse disturbance propagating along the two-strand ropes that connect matter — a real wave on a real medium, with amplitude, wavelength, and phase. This is the feature that makes classical optics natural in the model: where conventional wave optics works with an abstract electromagnetic field, the rope model works with a literal mechanical wave, and the standard optical phenomena follow from ordinary superposition of such waves. The purpose of this paper is to make that reproduction explicit for the canonical cases, and then to mark exactly where it stops.</w:t>
+        <w:t xml:space="preserve">In the mesh framework light is a transverse disturbance propagating along the two-strand ropes that connect matter — a real wave on a real medium, with amplitude, wavelength, and phase. This is the feature that makes classical optics natural in the model: where conventional wave optics works with an abstract electromagnetic field, the rope model works with a literal mechanical wave, and the standard optical phenomena follow from ordinary superposition of such waves. The purpose of this paper is to make that reproduction explicit for the canonical cases, and then to mark exactly where it stops.</w:t>
       </w:r>
     </w:p>
     <w:p>
@@ -1701,7 +1715,7 @@
           <w:sz w:val="24"/>
           <w:szCs w:val="24"/>
         </w:rPr>
-        <w:t xml:space="preserve">Optics shows the rope programme at its clearest, in both directions. Because light in the model is a real wave on a physical medium, classical interference and diffraction follow as genuine mechanical superposition: the two-slit intensity law and obstacle diffraction are reproduced exactly, with real cancellation at the dark fringes, and the model supplies a literal wave where conventional optics posits an abstract field. That is a vivid in-domain success. The boundary is equally clear: the single-photon regime, where an interference pattern assembles from indivisible detections, is not reproduced, because it requires the interference of a probability amplitude that a mechanical wave — and the programme’s counting measurement rule — cannot provide, and because the photon’s measured indivisibility closes the escape of treating it as a faint wave. Classical wave optics reproduced; single-photon optics at the documented quantum boundary. Keeping those two apart is the point, and it places optics exactly where the bounded programme says it should be.</w:t>
+        <w:t xml:space="preserve">Optics shows the mesh programme at its clearest, in both directions. Because light in the model is a real wave on a physical medium, classical interference and diffraction follow as genuine mechanical superposition: the two-slit intensity law and obstacle diffraction are reproduced exactly, with real cancellation at the dark fringes, and the model supplies a literal wave where conventional optics posits an abstract field. That is a vivid in-domain success. The boundary is equally clear: the single-photon regime, where an interference pattern assembles from indivisible detections, is not reproduced, because it requires the interference of a probability amplitude that a mechanical wave — and the programme’s counting measurement rule — cannot provide, and because the photon’s measured indivisibility closes the escape of treating it as a faint wave. Classical wave optics reproduced; single-photon optics at the documented quantum boundary. Keeping those two apart is the point, and it places optics exactly where the bounded programme says it should be.</w:t>
       </w:r>
     </w:p>
     <w:p>
